--- a/Coding 2 - year/Unit 3 - Advanced Functions & Algorithms/Daily Lesson Plans/Word/Day 9.docx
+++ b/Coding 2 - year/Unit 3 - Advanced Functions & Algorithms/Daily Lesson Plans/Word/Day 9.docx
@@ -50,12 +50,15 @@
               </w:rPr>
               <w:t xml:space="preserve">Coding II — Full Year</w:t>
             </w:r>
-          </w:p>
-          <w:p>
-            <w:pPr>
-              <w:spacing w:before="40"/>
-              <w:jc w:val="center"/>
-            </w:pPr>
+            <w:r>
+              <w:rPr>
+                <w:rFonts w:ascii="Arial" w:cs="Arial" w:eastAsia="Arial" w:hAnsi="Arial"/>
+                <w:sz w:val="16"/>
+                <w:szCs w:val="16"/>
+              </w:rPr>
+              <w:br/>
+              <w:t xml:space="preserve"/>
+            </w:r>
             <w:r>
               <w:rPr>
                 <w:rFonts w:ascii="Arial" w:cs="Arial" w:eastAsia="Arial" w:hAnsi="Arial"/>
@@ -83,7 +86,7 @@
           <w:rFonts w:ascii="Arial" w:cs="Arial" w:eastAsia="Arial" w:hAnsi="Arial"/>
           <w:b/>
           <w:bCs/>
-          <w:color w:val="0D3B1F"/>
+          <w:color w:val="1B7A4A"/>
           <w:sz w:val="32"/>
           <w:szCs w:val="32"/>
         </w:rPr>
@@ -261,9 +264,9 @@
               <w:right w:val="single" w:color="CCCCCC" w:sz="1"/>
             </w:tcBorders>
             <w:tcMar>
-              <w:top w:type="dxa" w:w="60"/>
+              <w:top w:type="dxa" w:w="80"/>
               <w:left w:type="dxa" w:w="120"/>
-              <w:bottom w:type="dxa" w:w="60"/>
+              <w:bottom w:type="dxa" w:w="80"/>
               <w:right w:type="dxa" w:w="120"/>
             </w:tcMar>
           </w:tcPr>
@@ -290,20 +293,213 @@
               <w:right w:val="single" w:color="CCCCCC" w:sz="1"/>
             </w:tcBorders>
             <w:tcMar>
-              <w:top w:type="dxa" w:w="60"/>
+              <w:top w:type="dxa" w:w="80"/>
               <w:left w:type="dxa" w:w="120"/>
-              <w:bottom w:type="dxa" w:w="60"/>
+              <w:bottom w:type="dxa" w:w="80"/>
               <w:right w:type="dxa" w:w="120"/>
             </w:tcMar>
           </w:tcPr>
           <w:p>
-            <w:r>
-              <w:rPr>
-                <w:rFonts w:ascii="Arial" w:cs="Arial" w:eastAsia="Arial" w:hAnsi="Arial"/>
-                <w:sz w:val="20"/>
-                <w:szCs w:val="20"/>
+            <w:pPr>
+              <w:spacing w:after="80" w:before="80"/>
+            </w:pPr>
+            <w:r>
+              <w:rPr>
+                <w:rFonts w:ascii="Arial" w:cs="Arial" w:eastAsia="Arial" w:hAnsi="Arial"/>
+                <w:b/>
+                <w:bCs/>
+                <w:i w:val="false"/>
+                <w:iCs w:val="false"/>
+                <w:color w:val="000000"/>
+                <w:sz w:val="22"/>
+                <w:szCs w:val="22"/>
               </w:rPr>
               <w:t xml:space="preserve">Bell Ringer / Review</w:t>
+            </w:r>
+            <w:r>
+              <w:rPr>
+                <w:rFonts w:ascii="Arial" w:cs="Arial" w:eastAsia="Arial" w:hAnsi="Arial"/>
+                <w:sz w:val="20"/>
+                <w:szCs w:val="20"/>
+              </w:rPr>
+              <w:br/>
+              <w:t xml:space="preserve"/>
+            </w:r>
+            <w:r>
+              <w:rPr>
+                <w:rFonts w:ascii="Arial" w:cs="Arial" w:eastAsia="Arial" w:hAnsi="Arial"/>
+                <w:sz w:val="20"/>
+                <w:szCs w:val="20"/>
+              </w:rPr>
+              <w:br/>
+              <w:t xml:space="preserve"/>
+            </w:r>
+            <w:r>
+              <w:rPr>
+                <w:rFonts w:ascii="Arial" w:cs="Arial" w:eastAsia="Arial" w:hAnsi="Arial"/>
+                <w:b/>
+                <w:bCs/>
+                <w:i w:val="false"/>
+                <w:iCs w:val="false"/>
+                <w:color w:val="000000"/>
+                <w:sz w:val="20"/>
+                <w:szCs w:val="20"/>
+              </w:rPr>
+              <w:t xml:space="preserve">Quick Write </w:t>
+            </w:r>
+            <w:r>
+              <w:rPr>
+                <w:rFonts w:ascii="Arial" w:cs="Arial" w:eastAsia="Arial" w:hAnsi="Arial"/>
+                <w:b w:val="false"/>
+                <w:bCs w:val="false"/>
+                <w:i w:val="false"/>
+                <w:iCs w:val="false"/>
+                <w:color w:val="000000"/>
+                <w:sz w:val="20"/>
+                <w:szCs w:val="20"/>
+              </w:rPr>
+              <w:t xml:space="preserve">(3 min — written or verbal):</w:t>
+            </w:r>
+            <w:r>
+              <w:rPr>
+                <w:rFonts w:ascii="Arial" w:cs="Arial" w:eastAsia="Arial" w:hAnsi="Arial"/>
+                <w:sz w:val="20"/>
+                <w:szCs w:val="20"/>
+              </w:rPr>
+              <w:br/>
+              <w:t xml:space="preserve"/>
+            </w:r>
+            <w:r>
+              <w:rPr>
+                <w:rFonts w:ascii="Arial" w:cs="Arial" w:eastAsia="Arial" w:hAnsi="Arial"/>
+                <w:b w:val="false"/>
+                <w:bCs w:val="false"/>
+                <w:i w:val="false"/>
+                <w:iCs w:val="false"/>
+                <w:color w:val="000000"/>
+                <w:sz w:val="20"/>
+                <w:szCs w:val="20"/>
+              </w:rPr>
+              <w:t xml:space="preserve">    In your own words: Understand variable scope using the LEGB rule and write closures that "remember" variables from their enclosing scope?</w:t>
+            </w:r>
+            <w:r>
+              <w:rPr>
+                <w:rFonts w:ascii="Arial" w:cs="Arial" w:eastAsia="Arial" w:hAnsi="Arial"/>
+                <w:sz w:val="20"/>
+                <w:szCs w:val="20"/>
+              </w:rPr>
+              <w:br/>
+              <w:t xml:space="preserve"/>
+            </w:r>
+            <w:r>
+              <w:rPr>
+                <w:rFonts w:ascii="Arial" w:cs="Arial" w:eastAsia="Arial" w:hAnsi="Arial"/>
+                <w:sz w:val="20"/>
+                <w:szCs w:val="20"/>
+              </w:rPr>
+              <w:br/>
+              <w:t xml:space="preserve"/>
+            </w:r>
+            <w:r>
+              <w:rPr>
+                <w:rFonts w:ascii="Arial" w:cs="Arial" w:eastAsia="Arial" w:hAnsi="Arial"/>
+                <w:b/>
+                <w:bCs/>
+                <w:i w:val="false"/>
+                <w:iCs w:val="false"/>
+                <w:color w:val="000000"/>
+                <w:sz w:val="20"/>
+                <w:szCs w:val="20"/>
+              </w:rPr>
+              <w:t xml:space="preserve">Vocabulary Preview — </w:t>
+            </w:r>
+            <w:r>
+              <w:rPr>
+                <w:rFonts w:ascii="Arial" w:cs="Arial" w:eastAsia="Arial" w:hAnsi="Arial"/>
+                <w:b w:val="false"/>
+                <w:bCs w:val="false"/>
+                <w:i w:val="false"/>
+                <w:iCs w:val="false"/>
+                <w:color w:val="000000"/>
+                <w:sz w:val="20"/>
+                <w:szCs w:val="20"/>
+              </w:rPr>
+              <w:t xml:space="preserve">terms we'll use today:</w:t>
+            </w:r>
+            <w:r>
+              <w:rPr>
+                <w:rFonts w:ascii="Arial" w:cs="Arial" w:eastAsia="Arial" w:hAnsi="Arial"/>
+                <w:sz w:val="20"/>
+                <w:szCs w:val="20"/>
+              </w:rPr>
+              <w:br/>
+              <w:t xml:space="preserve"/>
+            </w:r>
+            <w:r>
+              <w:rPr>
+                <w:rFonts w:ascii="Arial" w:cs="Arial" w:eastAsia="Arial" w:hAnsi="Arial"/>
+                <w:b w:val="false"/>
+                <w:bCs w:val="false"/>
+                <w:i w:val="false"/>
+                <w:iCs w:val="false"/>
+                <w:color w:val="000000"/>
+                <w:sz w:val="20"/>
+                <w:szCs w:val="20"/>
+              </w:rPr>
+              <w:t xml:space="preserve">    • Scope   •   LEGB Rule   •   Closure   •   nonlocal keyword   •   global keyword</w:t>
+            </w:r>
+            <w:r>
+              <w:rPr>
+                <w:rFonts w:ascii="Arial" w:cs="Arial" w:eastAsia="Arial" w:hAnsi="Arial"/>
+                <w:sz w:val="20"/>
+                <w:szCs w:val="20"/>
+              </w:rPr>
+              <w:br/>
+              <w:t xml:space="preserve"/>
+            </w:r>
+            <w:r>
+              <w:rPr>
+                <w:rFonts w:ascii="Arial" w:cs="Arial" w:eastAsia="Arial" w:hAnsi="Arial"/>
+                <w:sz w:val="20"/>
+                <w:szCs w:val="20"/>
+              </w:rPr>
+              <w:br/>
+              <w:t xml:space="preserve"/>
+            </w:r>
+            <w:r>
+              <w:rPr>
+                <w:rFonts w:ascii="Arial" w:cs="Arial" w:eastAsia="Arial" w:hAnsi="Arial"/>
+                <w:b w:val="false"/>
+                <w:bCs w:val="false"/>
+                <w:i/>
+                <w:iCs/>
+                <w:color w:val="444444"/>
+                <w:sz w:val="20"/>
+                <w:szCs w:val="20"/>
+              </w:rPr>
+              <w:t xml:space="preserve">Today's Goal: By the end of class you will be able to understand variable scope using the LEGB rule and write closures that "remember" variables from their enclosing scope.</w:t>
+            </w:r>
+            <w:r>
+              <w:rPr>
+                <w:rFonts w:ascii="Arial" w:cs="Arial" w:eastAsia="Arial" w:hAnsi="Arial"/>
+                <w:sz w:val="20"/>
+                <w:szCs w:val="20"/>
+              </w:rPr>
+              <w:br/>
+              <w:t xml:space="preserve"/>
+            </w:r>
+            <w:r>
+              <w:rPr>
+                <w:rFonts w:ascii="Arial" w:cs="Arial" w:eastAsia="Arial" w:hAnsi="Arial"/>
+                <w:b w:val="false"/>
+                <w:bCs w:val="false"/>
+                <w:i/>
+                <w:iCs/>
+                <w:color w:val="555555"/>
+                <w:sz w:val="20"/>
+                <w:szCs w:val="20"/>
+              </w:rPr>
+              <w:t xml:space="preserve">→ Pair-share your response, then 2–3 students share with the class.</w:t>
             </w:r>
           </w:p>
         </w:tc>
@@ -319,9 +515,9 @@
               <w:right w:val="single" w:color="CCCCCC" w:sz="1"/>
             </w:tcBorders>
             <w:tcMar>
-              <w:top w:type="dxa" w:w="60"/>
+              <w:top w:type="dxa" w:w="80"/>
               <w:left w:type="dxa" w:w="120"/>
-              <w:bottom w:type="dxa" w:w="60"/>
+              <w:bottom w:type="dxa" w:w="80"/>
               <w:right w:type="dxa" w:w="120"/>
             </w:tcMar>
           </w:tcPr>
@@ -348,20 +544,261 @@
               <w:right w:val="single" w:color="CCCCCC" w:sz="1"/>
             </w:tcBorders>
             <w:tcMar>
-              <w:top w:type="dxa" w:w="60"/>
+              <w:top w:type="dxa" w:w="80"/>
               <w:left w:type="dxa" w:w="120"/>
-              <w:bottom w:type="dxa" w:w="60"/>
+              <w:bottom w:type="dxa" w:w="80"/>
               <w:right w:type="dxa" w:w="120"/>
             </w:tcMar>
           </w:tcPr>
           <w:p>
-            <w:r>
-              <w:rPr>
-                <w:rFonts w:ascii="Arial" w:cs="Arial" w:eastAsia="Arial" w:hAnsi="Arial"/>
-                <w:sz w:val="20"/>
-                <w:szCs w:val="20"/>
-              </w:rPr>
-              <w:t xml:space="preserve">Mini Lesson: Closures and Scope (LEGB Rule)</w:t>
+            <w:pPr>
+              <w:spacing w:after="80" w:before="80"/>
+            </w:pPr>
+            <w:r>
+              <w:rPr>
+                <w:rFonts w:ascii="Arial" w:cs="Arial" w:eastAsia="Arial" w:hAnsi="Arial"/>
+                <w:b/>
+                <w:bCs/>
+                <w:i w:val="false"/>
+                <w:iCs w:val="false"/>
+                <w:color w:val="000000"/>
+                <w:sz w:val="22"/>
+                <w:szCs w:val="22"/>
+              </w:rPr>
+              <w:t xml:space="preserve">Mini Lesson: </w:t>
+            </w:r>
+            <w:r>
+              <w:rPr>
+                <w:rFonts w:ascii="Arial" w:cs="Arial" w:eastAsia="Arial" w:hAnsi="Arial"/>
+                <w:b w:val="false"/>
+                <w:bCs w:val="false"/>
+                <w:i w:val="false"/>
+                <w:iCs w:val="false"/>
+                <w:color w:val="000000"/>
+                <w:sz w:val="22"/>
+                <w:szCs w:val="22"/>
+              </w:rPr>
+              <w:t xml:space="preserve">Closures and Scope (LEGB Rule)</w:t>
+            </w:r>
+            <w:r>
+              <w:rPr>
+                <w:rFonts w:ascii="Arial" w:cs="Arial" w:eastAsia="Arial" w:hAnsi="Arial"/>
+                <w:sz w:val="20"/>
+                <w:szCs w:val="20"/>
+              </w:rPr>
+              <w:br/>
+              <w:t xml:space="preserve"/>
+            </w:r>
+            <w:r>
+              <w:rPr>
+                <w:rFonts w:ascii="Arial" w:cs="Arial" w:eastAsia="Arial" w:hAnsi="Arial"/>
+                <w:sz w:val="20"/>
+                <w:szCs w:val="20"/>
+              </w:rPr>
+              <w:br/>
+              <w:t xml:space="preserve"/>
+            </w:r>
+            <w:r>
+              <w:rPr>
+                <w:rFonts w:ascii="Arial" w:cs="Arial" w:eastAsia="Arial" w:hAnsi="Arial"/>
+                <w:b/>
+                <w:bCs/>
+                <w:i/>
+                <w:iCs/>
+                <w:color w:val="000000"/>
+                <w:sz w:val="20"/>
+                <w:szCs w:val="20"/>
+              </w:rPr>
+              <w:t xml:space="preserve">Learning Target: </w:t>
+            </w:r>
+            <w:r>
+              <w:rPr>
+                <w:rFonts w:ascii="Arial" w:cs="Arial" w:eastAsia="Arial" w:hAnsi="Arial"/>
+                <w:b w:val="false"/>
+                <w:bCs w:val="false"/>
+                <w:i/>
+                <w:iCs/>
+                <w:color w:val="333333"/>
+                <w:sz w:val="20"/>
+                <w:szCs w:val="20"/>
+              </w:rPr>
+              <w:t xml:space="preserve">I can understand variable scope using the LEGB rule and write closures that "remember" variables from their enclosing scope.</w:t>
+            </w:r>
+            <w:r>
+              <w:rPr>
+                <w:rFonts w:ascii="Arial" w:cs="Arial" w:eastAsia="Arial" w:hAnsi="Arial"/>
+                <w:sz w:val="20"/>
+                <w:szCs w:val="20"/>
+              </w:rPr>
+              <w:br/>
+              <w:t xml:space="preserve"/>
+            </w:r>
+            <w:r>
+              <w:rPr>
+                <w:rFonts w:ascii="Arial" w:cs="Arial" w:eastAsia="Arial" w:hAnsi="Arial"/>
+                <w:sz w:val="20"/>
+                <w:szCs w:val="20"/>
+              </w:rPr>
+              <w:br/>
+              <w:t xml:space="preserve"/>
+            </w:r>
+            <w:r>
+              <w:rPr>
+                <w:rFonts w:ascii="Arial" w:cs="Arial" w:eastAsia="Arial" w:hAnsi="Arial"/>
+                <w:b w:val="false"/>
+                <w:bCs w:val="false"/>
+                <w:i w:val="false"/>
+                <w:iCs w:val="false"/>
+                <w:color w:val="000000"/>
+                <w:sz w:val="20"/>
+                <w:szCs w:val="20"/>
+              </w:rPr>
+              <w:t xml:space="preserve">Scope — The region of a program where a variable can be accessed. Python uses the LEGB rule to determine which variable to use when multiple variables share the same name.</w:t>
+            </w:r>
+            <w:r>
+              <w:rPr>
+                <w:rFonts w:ascii="Arial" w:cs="Arial" w:eastAsia="Arial" w:hAnsi="Arial"/>
+                <w:sz w:val="20"/>
+                <w:szCs w:val="20"/>
+              </w:rPr>
+              <w:br/>
+              <w:t xml:space="preserve"/>
+            </w:r>
+            <w:r>
+              <w:rPr>
+                <w:rFonts w:ascii="Arial" w:cs="Arial" w:eastAsia="Arial" w:hAnsi="Arial"/>
+                <w:b w:val="false"/>
+                <w:bCs w:val="false"/>
+                <w:i w:val="false"/>
+                <w:iCs w:val="false"/>
+                <w:color w:val="000000"/>
+                <w:sz w:val="20"/>
+                <w:szCs w:val="20"/>
+              </w:rPr>
+              <w:t xml:space="preserve">LEGB Rule (in order of lookup):</w:t>
+            </w:r>
+            <w:r>
+              <w:rPr>
+                <w:rFonts w:ascii="Arial" w:cs="Arial" w:eastAsia="Arial" w:hAnsi="Arial"/>
+                <w:sz w:val="20"/>
+                <w:szCs w:val="20"/>
+              </w:rPr>
+              <w:br/>
+              <w:t xml:space="preserve"/>
+            </w:r>
+            <w:r>
+              <w:rPr>
+                <w:rFonts w:ascii="Arial" w:cs="Arial" w:eastAsia="Arial" w:hAnsi="Arial"/>
+                <w:sz w:val="20"/>
+                <w:szCs w:val="20"/>
+              </w:rPr>
+              <w:br/>
+              <w:t xml:space="preserve"/>
+            </w:r>
+            <w:r>
+              <w:rPr>
+                <w:rFonts w:ascii="Arial" w:cs="Arial" w:eastAsia="Arial" w:hAnsi="Arial"/>
+                <w:b/>
+                <w:bCs/>
+                <w:i w:val="false"/>
+                <w:iCs w:val="false"/>
+                <w:color w:val="000000"/>
+                <w:sz w:val="20"/>
+                <w:szCs w:val="20"/>
+              </w:rPr>
+              <w:t xml:space="preserve">Vocabulary: </w:t>
+            </w:r>
+            <w:r>
+              <w:rPr>
+                <w:rFonts w:ascii="Arial" w:cs="Arial" w:eastAsia="Arial" w:hAnsi="Arial"/>
+                <w:b w:val="false"/>
+                <w:bCs w:val="false"/>
+                <w:i w:val="false"/>
+                <w:iCs w:val="false"/>
+                <w:color w:val="000000"/>
+                <w:sz w:val="20"/>
+                <w:szCs w:val="20"/>
+              </w:rPr>
+              <w:t xml:space="preserve">Scope, LEGB Rule, Closure, nonlocal keyword, global keyword</w:t>
+            </w:r>
+            <w:r>
+              <w:rPr>
+                <w:rFonts w:ascii="Arial" w:cs="Arial" w:eastAsia="Arial" w:hAnsi="Arial"/>
+                <w:sz w:val="20"/>
+                <w:szCs w:val="20"/>
+              </w:rPr>
+              <w:br/>
+              <w:t xml:space="preserve"/>
+            </w:r>
+            <w:r>
+              <w:rPr>
+                <w:rFonts w:ascii="Arial" w:cs="Arial" w:eastAsia="Arial" w:hAnsi="Arial"/>
+                <w:sz w:val="20"/>
+                <w:szCs w:val="20"/>
+              </w:rPr>
+              <w:br/>
+              <w:t xml:space="preserve"/>
+            </w:r>
+            <w:r>
+              <w:rPr>
+                <w:rFonts w:ascii="Arial" w:cs="Arial" w:eastAsia="Arial" w:hAnsi="Arial"/>
+                <w:b/>
+                <w:bCs/>
+                <w:i/>
+                <w:iCs/>
+                <w:color w:val="555555"/>
+                <w:sz w:val="20"/>
+                <w:szCs w:val="20"/>
+              </w:rPr>
+              <w:t xml:space="preserve">→ Live Demo — </w:t>
+            </w:r>
+            <w:r>
+              <w:rPr>
+                <w:rFonts w:ascii="Arial" w:cs="Arial" w:eastAsia="Arial" w:hAnsi="Arial"/>
+                <w:b w:val="false"/>
+                <w:bCs w:val="false"/>
+                <w:i/>
+                <w:iCs/>
+                <w:color w:val="555555"/>
+                <w:sz w:val="20"/>
+                <w:szCs w:val="20"/>
+              </w:rPr>
+              <w:t xml:space="preserve">type examples as students follow along in their own editor.</w:t>
+            </w:r>
+            <w:r>
+              <w:rPr>
+                <w:rFonts w:ascii="Arial" w:cs="Arial" w:eastAsia="Arial" w:hAnsi="Arial"/>
+                <w:sz w:val="20"/>
+                <w:szCs w:val="20"/>
+              </w:rPr>
+              <w:br/>
+              <w:t xml:space="preserve"/>
+            </w:r>
+            <w:r>
+              <w:rPr>
+                <w:rFonts w:ascii="Arial" w:cs="Arial" w:eastAsia="Arial" w:hAnsi="Arial"/>
+                <w:b/>
+                <w:bCs/>
+                <w:i/>
+                <w:iCs/>
+                <w:color w:val="555555"/>
+                <w:sz w:val="20"/>
+                <w:szCs w:val="20"/>
+              </w:rPr>
+              <w:t xml:space="preserve">→ Check for Understanding: </w:t>
+            </w:r>
+            <w:r>
+              <w:rPr>
+                <w:rFonts w:ascii="Arial" w:cs="Arial" w:eastAsia="Arial" w:hAnsi="Arial"/>
+                <w:b w:val="false"/>
+                <w:bCs w:val="false"/>
+                <w:i/>
+                <w:iCs/>
+                <w:color w:val="555555"/>
+                <w:sz w:val="20"/>
+                <w:szCs w:val="20"/>
+              </w:rPr>
+              <w:t xml:space="preserve">pause and cold-call: “Can someone explain what we just did in their own words?”</w:t>
             </w:r>
           </w:p>
         </w:tc>
@@ -377,9 +814,9 @@
               <w:right w:val="single" w:color="CCCCCC" w:sz="1"/>
             </w:tcBorders>
             <w:tcMar>
-              <w:top w:type="dxa" w:w="60"/>
+              <w:top w:type="dxa" w:w="80"/>
               <w:left w:type="dxa" w:w="120"/>
-              <w:bottom w:type="dxa" w:w="60"/>
+              <w:bottom w:type="dxa" w:w="80"/>
               <w:right w:type="dxa" w:w="120"/>
             </w:tcMar>
           </w:tcPr>
@@ -406,20 +843,90 @@
               <w:right w:val="single" w:color="CCCCCC" w:sz="1"/>
             </w:tcBorders>
             <w:tcMar>
-              <w:top w:type="dxa" w:w="60"/>
+              <w:top w:type="dxa" w:w="80"/>
               <w:left w:type="dxa" w:w="120"/>
-              <w:bottom w:type="dxa" w:w="60"/>
+              <w:bottom w:type="dxa" w:w="80"/>
               <w:right w:type="dxa" w:w="120"/>
             </w:tcMar>
           </w:tcPr>
           <w:p>
-            <w:r>
-              <w:rPr>
-                <w:rFonts w:ascii="Arial" w:cs="Arial" w:eastAsia="Arial" w:hAnsi="Arial"/>
-                <w:sz w:val="20"/>
-                <w:szCs w:val="20"/>
+            <w:pPr>
+              <w:spacing w:after="80" w:before="80"/>
+            </w:pPr>
+            <w:r>
+              <w:rPr>
+                <w:rFonts w:ascii="Arial" w:cs="Arial" w:eastAsia="Arial" w:hAnsi="Arial"/>
+                <w:b/>
+                <w:bCs/>
+                <w:i w:val="false"/>
+                <w:iCs w:val="false"/>
+                <w:color w:val="000000"/>
+                <w:sz w:val="22"/>
+                <w:szCs w:val="22"/>
               </w:rPr>
               <w:t xml:space="preserve">Guided Practice</w:t>
+            </w:r>
+            <w:r>
+              <w:rPr>
+                <w:rFonts w:ascii="Arial" w:cs="Arial" w:eastAsia="Arial" w:hAnsi="Arial"/>
+                <w:sz w:val="20"/>
+                <w:szCs w:val="20"/>
+              </w:rPr>
+              <w:br/>
+              <w:t xml:space="preserve"/>
+            </w:r>
+            <w:r>
+              <w:rPr>
+                <w:rFonts w:ascii="Arial" w:cs="Arial" w:eastAsia="Arial" w:hAnsi="Arial"/>
+                <w:sz w:val="20"/>
+                <w:szCs w:val="20"/>
+              </w:rPr>
+              <w:br/>
+              <w:t xml:space="preserve"/>
+            </w:r>
+            <w:r>
+              <w:rPr>
+                <w:rFonts w:ascii="Arial" w:cs="Arial" w:eastAsia="Arial" w:hAnsi="Arial"/>
+                <w:b w:val="false"/>
+                <w:bCs w:val="false"/>
+                <w:i w:val="false"/>
+                <w:iCs w:val="false"/>
+                <w:color w:val="000000"/>
+                <w:sz w:val="20"/>
+                <w:szCs w:val="20"/>
+              </w:rPr>
+              <w:t xml:space="preserve">Step 1: Write a closure that creates a function to multiply by a given number.</w:t>
+            </w:r>
+            <w:r>
+              <w:rPr>
+                <w:rFonts w:ascii="Arial" w:cs="Arial" w:eastAsia="Arial" w:hAnsi="Arial"/>
+                <w:sz w:val="20"/>
+                <w:szCs w:val="20"/>
+              </w:rPr>
+              <w:br/>
+              <w:t xml:space="preserve"/>
+            </w:r>
+            <w:r>
+              <w:rPr>
+                <w:rFonts w:ascii="Arial" w:cs="Arial" w:eastAsia="Arial" w:hAnsi="Arial"/>
+                <w:sz w:val="20"/>
+                <w:szCs w:val="20"/>
+              </w:rPr>
+              <w:br/>
+              <w:t xml:space="preserve"/>
+            </w:r>
+            <w:r>
+              <w:rPr>
+                <w:rFonts w:ascii="Arial" w:cs="Arial" w:eastAsia="Arial" w:hAnsi="Arial"/>
+                <w:b w:val="false"/>
+                <w:bCs w:val="false"/>
+                <w:i/>
+                <w:iCs/>
+                <w:color w:val="555555"/>
+                <w:sz w:val="20"/>
+                <w:szCs w:val="20"/>
+              </w:rPr>
+              <w:t xml:space="preserve">→ Teacher models — students try alongside, then compare results.</w:t>
             </w:r>
           </w:p>
         </w:tc>
@@ -435,9 +942,9 @@
               <w:right w:val="single" w:color="CCCCCC" w:sz="1"/>
             </w:tcBorders>
             <w:tcMar>
-              <w:top w:type="dxa" w:w="60"/>
+              <w:top w:type="dxa" w:w="80"/>
               <w:left w:type="dxa" w:w="120"/>
-              <w:bottom w:type="dxa" w:w="60"/>
+              <w:bottom w:type="dxa" w:w="80"/>
               <w:right w:type="dxa" w:w="120"/>
             </w:tcMar>
           </w:tcPr>
@@ -450,7 +957,7 @@
                 <w:sz w:val="20"/>
                 <w:szCs w:val="20"/>
               </w:rPr>
-              <w:t xml:space="preserve">15-20 min</w:t>
+              <w:t xml:space="preserve">15–20 min</w:t>
             </w:r>
           </w:p>
         </w:tc>
@@ -464,20 +971,81 @@
               <w:right w:val="single" w:color="CCCCCC" w:sz="1"/>
             </w:tcBorders>
             <w:tcMar>
-              <w:top w:type="dxa" w:w="60"/>
+              <w:top w:type="dxa" w:w="80"/>
               <w:left w:type="dxa" w:w="120"/>
-              <w:bottom w:type="dxa" w:w="60"/>
+              <w:bottom w:type="dxa" w:w="80"/>
               <w:right w:type="dxa" w:w="120"/>
             </w:tcMar>
           </w:tcPr>
           <w:p>
-            <w:r>
-              <w:rPr>
-                <w:rFonts w:ascii="Arial" w:cs="Arial" w:eastAsia="Arial" w:hAnsi="Arial"/>
-                <w:sz w:val="20"/>
-                <w:szCs w:val="20"/>
+            <w:pPr>
+              <w:spacing w:after="80" w:before="80"/>
+            </w:pPr>
+            <w:r>
+              <w:rPr>
+                <w:rFonts w:ascii="Arial" w:cs="Arial" w:eastAsia="Arial" w:hAnsi="Arial"/>
+                <w:b/>
+                <w:bCs/>
+                <w:i w:val="false"/>
+                <w:iCs w:val="false"/>
+                <w:color w:val="000000"/>
+                <w:sz w:val="22"/>
+                <w:szCs w:val="22"/>
               </w:rPr>
               <w:t xml:space="preserve">Independent Practice / Code Along</w:t>
+            </w:r>
+            <w:r>
+              <w:rPr>
+                <w:rFonts w:ascii="Arial" w:cs="Arial" w:eastAsia="Arial" w:hAnsi="Arial"/>
+                <w:sz w:val="20"/>
+                <w:szCs w:val="20"/>
+              </w:rPr>
+              <w:br/>
+              <w:t xml:space="preserve"/>
+            </w:r>
+            <w:r>
+              <w:rPr>
+                <w:rFonts w:ascii="Arial" w:cs="Arial" w:eastAsia="Arial" w:hAnsi="Arial"/>
+                <w:b w:val="false"/>
+                <w:bCs w:val="false"/>
+                <w:i w:val="false"/>
+                <w:iCs w:val="false"/>
+                <w:color w:val="000000"/>
+                <w:sz w:val="20"/>
+                <w:szCs w:val="20"/>
+              </w:rPr>
+              <w:t xml:space="preserve">    Work through problems from the day's exercise set.</w:t>
+            </w:r>
+            <w:r>
+              <w:rPr>
+                <w:rFonts w:ascii="Arial" w:cs="Arial" w:eastAsia="Arial" w:hAnsi="Arial"/>
+                <w:sz w:val="20"/>
+                <w:szCs w:val="20"/>
+              </w:rPr>
+              <w:br/>
+              <w:t xml:space="preserve"/>
+            </w:r>
+            <w:r>
+              <w:rPr>
+                <w:rFonts w:ascii="Arial" w:cs="Arial" w:eastAsia="Arial" w:hAnsi="Arial"/>
+                <w:sz w:val="20"/>
+                <w:szCs w:val="20"/>
+              </w:rPr>
+              <w:br/>
+              <w:t xml:space="preserve"/>
+            </w:r>
+            <w:r>
+              <w:rPr>
+                <w:rFonts w:ascii="Arial" w:cs="Arial" w:eastAsia="Arial" w:hAnsi="Arial"/>
+                <w:b w:val="false"/>
+                <w:bCs w:val="false"/>
+                <w:i/>
+                <w:iCs/>
+                <w:color w:val="555555"/>
+                <w:sz w:val="20"/>
+                <w:szCs w:val="20"/>
+              </w:rPr>
+              <w:t xml:space="preserve">→ Teacher circulates — offer hints, check for understanding.</w:t>
             </w:r>
           </w:p>
         </w:tc>
@@ -493,9 +1061,9 @@
               <w:right w:val="single" w:color="CCCCCC" w:sz="1"/>
             </w:tcBorders>
             <w:tcMar>
-              <w:top w:type="dxa" w:w="60"/>
+              <w:top w:type="dxa" w:w="80"/>
               <w:left w:type="dxa" w:w="120"/>
-              <w:bottom w:type="dxa" w:w="60"/>
+              <w:bottom w:type="dxa" w:w="80"/>
               <w:right w:type="dxa" w:w="120"/>
             </w:tcMar>
           </w:tcPr>
@@ -522,20 +1090,90 @@
               <w:right w:val="single" w:color="CCCCCC" w:sz="1"/>
             </w:tcBorders>
             <w:tcMar>
-              <w:top w:type="dxa" w:w="60"/>
+              <w:top w:type="dxa" w:w="80"/>
               <w:left w:type="dxa" w:w="120"/>
-              <w:bottom w:type="dxa" w:w="60"/>
+              <w:bottom w:type="dxa" w:w="80"/>
               <w:right w:type="dxa" w:w="120"/>
             </w:tcMar>
           </w:tcPr>
           <w:p>
-            <w:r>
-              <w:rPr>
-                <w:rFonts w:ascii="Arial" w:cs="Arial" w:eastAsia="Arial" w:hAnsi="Arial"/>
-                <w:sz w:val="20"/>
-                <w:szCs w:val="20"/>
+            <w:pPr>
+              <w:spacing w:after="80" w:before="80"/>
+            </w:pPr>
+            <w:r>
+              <w:rPr>
+                <w:rFonts w:ascii="Arial" w:cs="Arial" w:eastAsia="Arial" w:hAnsi="Arial"/>
+                <w:b/>
+                <w:bCs/>
+                <w:i w:val="false"/>
+                <w:iCs w:val="false"/>
+                <w:color w:val="000000"/>
+                <w:sz w:val="22"/>
+                <w:szCs w:val="22"/>
               </w:rPr>
               <w:t xml:space="preserve">Exit Ticket / Wrap-Up</w:t>
+            </w:r>
+            <w:r>
+              <w:rPr>
+                <w:rFonts w:ascii="Arial" w:cs="Arial" w:eastAsia="Arial" w:hAnsi="Arial"/>
+                <w:sz w:val="20"/>
+                <w:szCs w:val="20"/>
+              </w:rPr>
+              <w:br/>
+              <w:t xml:space="preserve"/>
+            </w:r>
+            <w:r>
+              <w:rPr>
+                <w:rFonts w:ascii="Arial" w:cs="Arial" w:eastAsia="Arial" w:hAnsi="Arial"/>
+                <w:sz w:val="20"/>
+                <w:szCs w:val="20"/>
+              </w:rPr>
+              <w:br/>
+              <w:t xml:space="preserve"/>
+            </w:r>
+            <w:r>
+              <w:rPr>
+                <w:rFonts w:ascii="Arial" w:cs="Arial" w:eastAsia="Arial" w:hAnsi="Arial"/>
+                <w:b w:val="false"/>
+                <w:bCs w:val="false"/>
+                <w:i w:val="false"/>
+                <w:iCs w:val="false"/>
+                <w:color w:val="000000"/>
+                <w:sz w:val="20"/>
+                <w:szCs w:val="20"/>
+              </w:rPr>
+              <w:t xml:space="preserve">Quick Check: Understand variable scope using the LEGB rule and write closures that "remember" variables from their enclosing scope?</w:t>
+            </w:r>
+            <w:r>
+              <w:rPr>
+                <w:rFonts w:ascii="Arial" w:cs="Arial" w:eastAsia="Arial" w:hAnsi="Arial"/>
+                <w:sz w:val="20"/>
+                <w:szCs w:val="20"/>
+              </w:rPr>
+              <w:br/>
+              <w:t xml:space="preserve"/>
+            </w:r>
+            <w:r>
+              <w:rPr>
+                <w:rFonts w:ascii="Arial" w:cs="Arial" w:eastAsia="Arial" w:hAnsi="Arial"/>
+                <w:sz w:val="20"/>
+                <w:szCs w:val="20"/>
+              </w:rPr>
+              <w:br/>
+              <w:t xml:space="preserve"/>
+            </w:r>
+            <w:r>
+              <w:rPr>
+                <w:rFonts w:ascii="Arial" w:cs="Arial" w:eastAsia="Arial" w:hAnsi="Arial"/>
+                <w:b w:val="false"/>
+                <w:bCs w:val="false"/>
+                <w:i/>
+                <w:iCs/>
+                <w:color w:val="555555"/>
+                <w:sz w:val="20"/>
+                <w:szCs w:val="20"/>
+              </w:rPr>
+              <w:t xml:space="preserve">→ 3–2–1: Name 3 things learned, 2 new vocab words, 1 question you still have.</w:t>
             </w:r>
           </w:p>
         </w:tc>
@@ -749,19 +1387,6 @@
                 <w:sz w:val="18"/>
                 <w:szCs w:val="18"/>
               </w:rPr>
-              <w:t xml:space="preserve"># Example 1: Understanding local scope</w:t>
-            </w:r>
-          </w:p>
-          <w:p>
-            <w:pPr>
-              <w:spacing w:after="20"/>
-            </w:pPr>
-            <w:r>
-              <w:rPr>
-                <w:rFonts w:ascii="Courier New" w:cs="Courier New" w:eastAsia="Courier New" w:hAnsi="Courier New"/>
-                <w:sz w:val="18"/>
-                <w:szCs w:val="18"/>
-              </w:rPr>
               <w:t xml:space="preserve">def greet(name):</w:t>
             </w:r>
           </w:p>
@@ -827,33 +1452,33 @@
                 <w:sz w:val="18"/>
                 <w:szCs w:val="18"/>
               </w:rPr>
-              <w:t xml:space="preserve"># print(message)  # Error! message only exists inside the function</w:t>
-            </w:r>
-          </w:p>
-          <w:p>
-            <w:pPr>
-              <w:spacing w:after="20"/>
-            </w:pPr>
-            <w:r>
-              <w:rPr>
-                <w:rFonts w:ascii="Courier New" w:cs="Courier New" w:eastAsia="Courier New" w:hAnsi="Courier New"/>
-                <w:sz w:val="18"/>
-                <w:szCs w:val="18"/>
-              </w:rPr>
-              <w:t xml:space="preserve"> </w:t>
-            </w:r>
-          </w:p>
-          <w:p>
-            <w:pPr>
-              <w:spacing w:after="20"/>
-            </w:pPr>
-            <w:r>
-              <w:rPr>
-                <w:rFonts w:ascii="Courier New" w:cs="Courier New" w:eastAsia="Courier New" w:hAnsi="Courier New"/>
-                <w:sz w:val="18"/>
-                <w:szCs w:val="18"/>
-              </w:rPr>
-              <w:t xml:space="preserve"># Example 2: Global scope</w:t>
+              <w:t xml:space="preserve"> </w:t>
+            </w:r>
+          </w:p>
+          <w:p>
+            <w:pPr>
+              <w:spacing w:after="20"/>
+            </w:pPr>
+            <w:r>
+              <w:rPr>
+                <w:rFonts w:ascii="Courier New" w:cs="Courier New" w:eastAsia="Courier New" w:hAnsi="Courier New"/>
+                <w:sz w:val="18"/>
+                <w:szCs w:val="18"/>
+              </w:rPr>
+              <w:t xml:space="preserve"> </w:t>
+            </w:r>
+          </w:p>
+          <w:p>
+            <w:pPr>
+              <w:spacing w:after="20"/>
+            </w:pPr>
+            <w:r>
+              <w:rPr>
+                <w:rFonts w:ascii="Courier New" w:cs="Courier New" w:eastAsia="Courier New" w:hAnsi="Courier New"/>
+                <w:sz w:val="18"/>
+                <w:szCs w:val="18"/>
+              </w:rPr>
+              <w:t xml:space="preserve"> </w:t>
             </w:r>
           </w:p>
           <w:p>
@@ -1009,7 +1634,7 @@
                 <w:sz w:val="18"/>
                 <w:szCs w:val="18"/>
               </w:rPr>
-              <w:t xml:space="preserve"># Example 3: Enclosing scope - nested functions</w:t>
+              <w:t xml:space="preserve"> </w:t>
             </w:r>
           </w:p>
           <w:p>
@@ -1113,7 +1738,7 @@
                 <w:sz w:val="18"/>
                 <w:szCs w:val="18"/>
               </w:rPr>
-              <w:t xml:space="preserve"># Example 4: LEGB in action</w:t>
+              <w:t xml:space="preserve"> </w:t>
             </w:r>
           </w:p>
           <w:p>
@@ -1321,7 +1946,7 @@
                 <w:sz w:val="18"/>
                 <w:szCs w:val="18"/>
               </w:rPr>
-              <w:t xml:space="preserve"># Example 5: Closure - function remembers variables</w:t>
+              <w:t xml:space="preserve"> </w:t>
             </w:r>
           </w:p>
           <w:p>
@@ -1477,7 +2102,7 @@
                 <w:sz w:val="18"/>
                 <w:szCs w:val="18"/>
               </w:rPr>
-              <w:t xml:space="preserve"># Example 6: Using nonlocal to modify enclosing variable</w:t>
+              <w:t xml:space="preserve"> </w:t>
             </w:r>
           </w:p>
           <w:p>
@@ -1685,7 +2310,7 @@
                 <w:sz w:val="18"/>
                 <w:szCs w:val="18"/>
               </w:rPr>
-              <w:t xml:space="preserve"># Example 7: Bank account closure (practical example)</w:t>
+              <w:t xml:space="preserve"> </w:t>
             </w:r>
           </w:p>
           <w:p>
@@ -2049,7 +2674,7 @@
                 <w:sz w:val="18"/>
                 <w:szCs w:val="18"/>
               </w:rPr>
-              <w:t xml:space="preserve"># Example 8: Closure with multiple parameters</w:t>
+              <w:t xml:space="preserve"> </w:t>
             </w:r>
           </w:p>
           <w:p>
@@ -2205,20 +2830,20 @@
                 <w:sz w:val="18"/>
                 <w:szCs w:val="18"/>
               </w:rPr>
-              <w:t xml:space="preserve"># Example 9: When NOT to use global (avoid when possible)</w:t>
-            </w:r>
-          </w:p>
-          <w:p>
-            <w:pPr>
-              <w:spacing w:after="20"/>
-            </w:pPr>
-            <w:r>
-              <w:rPr>
-                <w:rFonts w:ascii="Courier New" w:cs="Courier New" w:eastAsia="Courier New" w:hAnsi="Courier New"/>
-                <w:sz w:val="18"/>
-                <w:szCs w:val="18"/>
-              </w:rPr>
-              <w:t xml:space="preserve"># BAD - relying on global state</w:t>
+              <w:t xml:space="preserve"> </w:t>
+            </w:r>
+          </w:p>
+          <w:p>
+            <w:pPr>
+              <w:spacing w:after="20"/>
+            </w:pPr>
+            <w:r>
+              <w:rPr>
+                <w:rFonts w:ascii="Courier New" w:cs="Courier New" w:eastAsia="Courier New" w:hAnsi="Courier New"/>
+                <w:sz w:val="18"/>
+                <w:szCs w:val="18"/>
+              </w:rPr>
+              <w:t xml:space="preserve"> </w:t>
             </w:r>
           </w:p>
           <w:p>
@@ -2309,7 +2934,7 @@
                 <w:sz w:val="18"/>
                 <w:szCs w:val="18"/>
               </w:rPr>
-              <w:t xml:space="preserve"># GOOD - use parameters and return values</w:t>
+              <w:t xml:space="preserve"> </w:t>
             </w:r>
           </w:p>
           <w:p>
@@ -2387,7 +3012,7 @@
                 <w:sz w:val="18"/>
                 <w:szCs w:val="18"/>
               </w:rPr>
-              <w:t xml:space="preserve"># Example 10: Closure factory for greeting functions</w:t>
+              <w:t xml:space="preserve"> </w:t>
             </w:r>
           </w:p>
           <w:p>
@@ -3242,19 +3867,6 @@
                 <w:sz w:val="18"/>
                 <w:szCs w:val="18"/>
               </w:rPr>
-              <w:t xml:space="preserve"># Beginner</w:t>
-            </w:r>
-          </w:p>
-          <w:p>
-            <w:pPr>
-              <w:spacing w:after="20"/>
-            </w:pPr>
-            <w:r>
-              <w:rPr>
-                <w:rFonts w:ascii="Courier New" w:cs="Courier New" w:eastAsia="Courier New" w:hAnsi="Courier New"/>
-                <w:sz w:val="18"/>
-                <w:szCs w:val="18"/>
-              </w:rPr>
               <w:t xml:space="preserve">def make_adder(n):</w:t>
             </w:r>
           </w:p>
@@ -3359,7 +3971,7 @@
                 <w:sz w:val="18"/>
                 <w:szCs w:val="18"/>
               </w:rPr>
-              <w:t xml:space="preserve"># Intermediate</w:t>
+              <w:t xml:space="preserve"> </w:t>
             </w:r>
           </w:p>
           <w:p>
@@ -3489,7 +4101,7 @@
                 <w:sz w:val="18"/>
                 <w:szCs w:val="18"/>
               </w:rPr>
-              <w:t xml:space="preserve"># Challenge</w:t>
+              <w:t xml:space="preserve"> </w:t>
             </w:r>
           </w:p>
           <w:p>

--- a/Coding 2 - year/Unit 3 - Advanced Functions & Algorithms/Daily Lesson Plans/Word/Day 9.docx
+++ b/Coding 2 - year/Unit 3 - Advanced Functions & Algorithms/Daily Lesson Plans/Word/Day 9.docx
@@ -380,7 +380,7 @@
                 <w:sz w:val="20"/>
                 <w:szCs w:val="20"/>
               </w:rPr>
-              <w:t xml:space="preserve">    In your own words: Understand variable scope using the LEGB rule and write closures that "remember" variables from their enclosing scope?</w:t>
+              <w:t xml:space="preserve">    Rate your current confidence with variable scope using the LEGB rule and write closures that "remember" variables from their enclosing scope from 1-5. What's one specific question you have about it?</w:t>
             </w:r>
             <w:r>
               <w:rPr>
@@ -477,7 +477,7 @@
                 <w:sz w:val="20"/>
                 <w:szCs w:val="20"/>
               </w:rPr>
-              <w:t xml:space="preserve">Today's Goal: By the end of class you will be able to understand variable scope using the LEGB rule and write closures that "remember" variables from their enclosing scope.</w:t>
+              <w:t xml:space="preserve">Today’s Goal: By the end of class you will be able to understand variable scope using the LEGB rule and write closures that "remember" variables from their enclosing scope.</w:t>
             </w:r>
             <w:r>
               <w:rPr>
@@ -1142,7 +1142,7 @@
                 <w:sz w:val="20"/>
                 <w:szCs w:val="20"/>
               </w:rPr>
-              <w:t xml:space="preserve">Quick Check: Understand variable scope using the LEGB rule and write closures that "remember" variables from their enclosing scope?</w:t>
+              <w:t xml:space="preserve">Rate your confidence with variable scope using the LEGB rule and write closures that "remember" variables from their enclosing scope now (1-5). What's one thing that became clearer today?</w:t>
             </w:r>
             <w:r>
               <w:rPr>

--- a/Coding 2 - year/Unit 3 - Advanced Functions & Algorithms/Daily Lesson Plans/Word/Day 9.docx
+++ b/Coding 2 - year/Unit 3 - Advanced Functions & Algorithms/Daily Lesson Plans/Word/Day 9.docx
@@ -706,6 +706,125 @@
                 <w:sz w:val="20"/>
                 <w:szCs w:val="20"/>
               </w:rPr>
+              <w:t xml:space="preserve">Key Concepts:</w:t>
+            </w:r>
+            <w:r>
+              <w:rPr>
+                <w:rFonts w:ascii="Arial" w:cs="Arial" w:eastAsia="Arial" w:hAnsi="Arial"/>
+                <w:sz w:val="20"/>
+                <w:szCs w:val="20"/>
+              </w:rPr>
+              <w:br/>
+              <w:t xml:space="preserve"/>
+            </w:r>
+            <w:r>
+              <w:rPr>
+                <w:rFonts w:ascii="Arial" w:cs="Arial" w:eastAsia="Arial" w:hAnsi="Arial"/>
+                <w:b w:val="false"/>
+                <w:bCs w:val="false"/>
+                <w:i w:val="false"/>
+                <w:iCs w:val="false"/>
+                <w:color w:val="000000"/>
+                <w:sz w:val="20"/>
+                <w:szCs w:val="20"/>
+              </w:rPr>
+              <w:t xml:space="preserve">    • Local — Inside the current function</w:t>
+            </w:r>
+            <w:r>
+              <w:rPr>
+                <w:rFonts w:ascii="Arial" w:cs="Arial" w:eastAsia="Arial" w:hAnsi="Arial"/>
+                <w:sz w:val="20"/>
+                <w:szCs w:val="20"/>
+              </w:rPr>
+              <w:br/>
+              <w:t xml:space="preserve"/>
+            </w:r>
+            <w:r>
+              <w:rPr>
+                <w:rFonts w:ascii="Arial" w:cs="Arial" w:eastAsia="Arial" w:hAnsi="Arial"/>
+                <w:b w:val="false"/>
+                <w:bCs w:val="false"/>
+                <w:i w:val="false"/>
+                <w:iCs w:val="false"/>
+                <w:color w:val="000000"/>
+                <w:sz w:val="20"/>
+                <w:szCs w:val="20"/>
+              </w:rPr>
+              <w:t xml:space="preserve">    • Enclosing — In the scope of any enclosing function</w:t>
+            </w:r>
+            <w:r>
+              <w:rPr>
+                <w:rFonts w:ascii="Arial" w:cs="Arial" w:eastAsia="Arial" w:hAnsi="Arial"/>
+                <w:sz w:val="20"/>
+                <w:szCs w:val="20"/>
+              </w:rPr>
+              <w:br/>
+              <w:t xml:space="preserve"/>
+            </w:r>
+            <w:r>
+              <w:rPr>
+                <w:rFonts w:ascii="Arial" w:cs="Arial" w:eastAsia="Arial" w:hAnsi="Arial"/>
+                <w:b w:val="false"/>
+                <w:bCs w:val="false"/>
+                <w:i w:val="false"/>
+                <w:iCs w:val="false"/>
+                <w:color w:val="000000"/>
+                <w:sz w:val="20"/>
+                <w:szCs w:val="20"/>
+              </w:rPr>
+              <w:t xml:space="preserve">    • Global — At the top level of the module/script</w:t>
+            </w:r>
+            <w:r>
+              <w:rPr>
+                <w:rFonts w:ascii="Arial" w:cs="Arial" w:eastAsia="Arial" w:hAnsi="Arial"/>
+                <w:sz w:val="20"/>
+                <w:szCs w:val="20"/>
+              </w:rPr>
+              <w:br/>
+              <w:t xml:space="preserve"/>
+            </w:r>
+            <w:r>
+              <w:rPr>
+                <w:rFonts w:ascii="Arial" w:cs="Arial" w:eastAsia="Arial" w:hAnsi="Arial"/>
+                <w:b w:val="false"/>
+                <w:bCs w:val="false"/>
+                <w:i w:val="false"/>
+                <w:iCs w:val="false"/>
+                <w:color w:val="000000"/>
+                <w:sz w:val="20"/>
+                <w:szCs w:val="20"/>
+              </w:rPr>
+              <w:t xml:space="preserve">    • Built-in — Python's built-in scope (like print, len, etc.)</w:t>
+            </w:r>
+            <w:r>
+              <w:rPr>
+                <w:rFonts w:ascii="Arial" w:cs="Arial" w:eastAsia="Arial" w:hAnsi="Arial"/>
+                <w:sz w:val="20"/>
+                <w:szCs w:val="20"/>
+              </w:rPr>
+              <w:br/>
+              <w:t xml:space="preserve"/>
+            </w:r>
+            <w:r>
+              <w:rPr>
+                <w:rFonts w:ascii="Arial" w:cs="Arial" w:eastAsia="Arial" w:hAnsi="Arial"/>
+                <w:sz w:val="20"/>
+                <w:szCs w:val="20"/>
+              </w:rPr>
+              <w:br/>
+              <w:t xml:space="preserve"/>
+            </w:r>
+            <w:r>
+              <w:rPr>
+                <w:rFonts w:ascii="Arial" w:cs="Arial" w:eastAsia="Arial" w:hAnsi="Arial"/>
+                <w:b/>
+                <w:bCs/>
+                <w:i w:val="false"/>
+                <w:iCs w:val="false"/>
+                <w:color w:val="000000"/>
+                <w:sz w:val="20"/>
+                <w:szCs w:val="20"/>
+              </w:rPr>
               <w:t xml:space="preserve">Vocabulary: </w:t>
             </w:r>
             <w:r>
@@ -1006,6 +1125,19 @@
             <w:r>
               <w:rPr>
                 <w:rFonts w:ascii="Arial" w:cs="Arial" w:eastAsia="Arial" w:hAnsi="Arial"/>
+                <w:b/>
+                <w:bCs/>
+                <w:i w:val="false"/>
+                <w:iCs w:val="false"/>
+                <w:color w:val="000000"/>
+                <w:sz w:val="20"/>
+                <w:szCs w:val="20"/>
+              </w:rPr>
+              <w:t xml:space="preserve">    Beginner: </w:t>
+            </w:r>
+            <w:r>
+              <w:rPr>
+                <w:rFonts w:ascii="Arial" w:cs="Arial" w:eastAsia="Arial" w:hAnsi="Arial"/>
                 <w:b w:val="false"/>
                 <w:bCs w:val="false"/>
                 <w:i w:val="false"/>
@@ -1014,7 +1146,77 @@
                 <w:sz w:val="20"/>
                 <w:szCs w:val="20"/>
               </w:rPr>
-              <w:t xml:space="preserve">    Work through problems from the day's exercise set.</w:t>
+              <w:t xml:space="preserve">Create a closure that returns a function to add a specific number to its input. Test with adding 5.</w:t>
+            </w:r>
+            <w:r>
+              <w:rPr>
+                <w:rFonts w:ascii="Arial" w:cs="Arial" w:eastAsia="Arial" w:hAnsi="Arial"/>
+                <w:sz w:val="20"/>
+                <w:szCs w:val="20"/>
+              </w:rPr>
+              <w:br/>
+              <w:t xml:space="preserve"/>
+            </w:r>
+            <w:r>
+              <w:rPr>
+                <w:rFonts w:ascii="Arial" w:cs="Arial" w:eastAsia="Arial" w:hAnsi="Arial"/>
+                <w:b/>
+                <w:bCs/>
+                <w:i w:val="false"/>
+                <w:iCs w:val="false"/>
+                <w:color w:val="000000"/>
+                <w:sz w:val="20"/>
+                <w:szCs w:val="20"/>
+              </w:rPr>
+              <w:t xml:space="preserve">    Intermediate: </w:t>
+            </w:r>
+            <w:r>
+              <w:rPr>
+                <w:rFonts w:ascii="Arial" w:cs="Arial" w:eastAsia="Arial" w:hAnsi="Arial"/>
+                <w:b w:val="false"/>
+                <w:bCs w:val="false"/>
+                <w:i w:val="false"/>
+                <w:iCs w:val="false"/>
+                <w:color w:val="000000"/>
+                <w:sz w:val="20"/>
+                <w:szCs w:val="20"/>
+              </w:rPr>
+              <w:t xml:space="preserve">Create a function that makes password validators. Each validator should remember its required password.</w:t>
+            </w:r>
+            <w:r>
+              <w:rPr>
+                <w:rFonts w:ascii="Arial" w:cs="Arial" w:eastAsia="Arial" w:hAnsi="Arial"/>
+                <w:sz w:val="20"/>
+                <w:szCs w:val="20"/>
+              </w:rPr>
+              <w:br/>
+              <w:t xml:space="preserve"/>
+            </w:r>
+            <w:r>
+              <w:rPr>
+                <w:rFonts w:ascii="Arial" w:cs="Arial" w:eastAsia="Arial" w:hAnsi="Arial"/>
+                <w:b/>
+                <w:bCs/>
+                <w:i w:val="false"/>
+                <w:iCs w:val="false"/>
+                <w:color w:val="000000"/>
+                <w:sz w:val="20"/>
+                <w:szCs w:val="20"/>
+              </w:rPr>
+              <w:t xml:space="preserve">    Challenge: </w:t>
+            </w:r>
+            <w:r>
+              <w:rPr>
+                <w:rFonts w:ascii="Arial" w:cs="Arial" w:eastAsia="Arial" w:hAnsi="Arial"/>
+                <w:b w:val="false"/>
+                <w:bCs w:val="false"/>
+                <w:i w:val="false"/>
+                <w:iCs w:val="false"/>
+                <w:color w:val="000000"/>
+                <w:sz w:val="20"/>
+                <w:szCs w:val="20"/>
+              </w:rPr>
+              <w:t xml:space="preserve">Create a closure-based system for tracking multiple independent counters with their own state.</w:t>
             </w:r>
             <w:r>
               <w:rPr>
@@ -4421,6 +4623,94 @@
       <w:pPr>
         <w:spacing w:after="160"/>
       </w:pPr>
+    </w:p>
+    <w:p>
+      <w:pPr>
+        <w:pBdr>
+          <w:bottom w:val="single" w:color="1B7A4A" w:sz="4" w:space="4"/>
+        </w:pBdr>
+        <w:spacing w:after="100" w:before="120"/>
+      </w:pPr>
+      <w:r>
+        <w:rPr>
+          <w:rFonts w:ascii="Arial" w:cs="Arial" w:eastAsia="Arial" w:hAnsi="Arial"/>
+          <w:b/>
+          <w:bCs/>
+          <w:color w:val="1B7A4A"/>
+          <w:sz w:val="24"/>
+          <w:szCs w:val="24"/>
+        </w:rPr>
+        <w:t xml:space="preserve">Practice Problems</w:t>
+      </w:r>
+    </w:p>
+    <w:p>
+      <w:pPr>
+        <w:spacing w:after="80"/>
+      </w:pPr>
+      <w:r>
+        <w:rPr>
+          <w:rFonts w:ascii="Arial" w:cs="Arial" w:eastAsia="Arial" w:hAnsi="Arial"/>
+          <w:b/>
+          <w:bCs/>
+          <w:sz w:val="20"/>
+          <w:szCs w:val="20"/>
+        </w:rPr>
+        <w:t xml:space="preserve">Problem 1: </w:t>
+      </w:r>
+      <w:r>
+        <w:rPr>
+          <w:rFonts w:ascii="Arial" w:cs="Arial" w:eastAsia="Arial" w:hAnsi="Arial"/>
+          <w:sz w:val="20"/>
+          <w:szCs w:val="20"/>
+        </w:rPr>
+        <w:t xml:space="preserve">Beginner:  Create a closure that returns a function to add a specific number to its input. Test with adding 5.</w:t>
+      </w:r>
+    </w:p>
+    <w:p>
+      <w:pPr>
+        <w:spacing w:after="80"/>
+      </w:pPr>
+      <w:r>
+        <w:rPr>
+          <w:rFonts w:ascii="Arial" w:cs="Arial" w:eastAsia="Arial" w:hAnsi="Arial"/>
+          <w:b/>
+          <w:bCs/>
+          <w:sz w:val="20"/>
+          <w:szCs w:val="20"/>
+        </w:rPr>
+        <w:t xml:space="preserve">Problem 2: </w:t>
+      </w:r>
+      <w:r>
+        <w:rPr>
+          <w:rFonts w:ascii="Arial" w:cs="Arial" w:eastAsia="Arial" w:hAnsi="Arial"/>
+          <w:sz w:val="20"/>
+          <w:szCs w:val="20"/>
+        </w:rPr>
+        <w:t xml:space="preserve">Intermediate:  Create a function that makes password validators. Each validator should remember its required password.</w:t>
+      </w:r>
+    </w:p>
+    <w:p>
+      <w:pPr>
+        <w:spacing w:after="80"/>
+      </w:pPr>
+      <w:r>
+        <w:rPr>
+          <w:rFonts w:ascii="Arial" w:cs="Arial" w:eastAsia="Arial" w:hAnsi="Arial"/>
+          <w:b/>
+          <w:bCs/>
+          <w:sz w:val="20"/>
+          <w:szCs w:val="20"/>
+        </w:rPr>
+        <w:t xml:space="preserve">Problem 3: </w:t>
+      </w:r>
+      <w:r>
+        <w:rPr>
+          <w:rFonts w:ascii="Arial" w:cs="Arial" w:eastAsia="Arial" w:hAnsi="Arial"/>
+          <w:sz w:val="20"/>
+          <w:szCs w:val="20"/>
+        </w:rPr>
+        <w:t xml:space="preserve">Challenge:  Create a closure-based system for tracking multiple independent counters with their own state.</w:t>
+      </w:r>
     </w:p>
     <w:p>
       <w:pPr>
